--- a/Bases de Datos II/Clases/Clase 8 - Tuning y transacciones/Taller PI - Clase 8 - VetCare.docx
+++ b/Bases de Datos II/Clases/Clase 8 - Tuning y transacciones/Taller PI - Clase 8 - VetCare.docx
@@ -454,7 +454,238 @@
           <w:color w:val="2B2B2B"/>
           <w:sz w:val="22"/>
         </w:rPr>
-        <w:t xml:space="preserve"> (examlab.lovable.app/app · módulo Talleres) — domingo 23:59 cuando aplique.</w:t>
+        <w:t xml:space="preserve"> (https://examlab.lovable.app/ · módulo Talleres) — domingo 23:59 cuando aplique.</w:t>
+      </w:r>
+    </w:p>
+    <w:p>
+      <w:pPr>
+        <w:spacing w:after="120"/>
+      </w:pPr>
+      <w:r>
+        <w:rPr>
+          <w:rFonts w:ascii="Calibri" w:hAnsi="Calibri" w:eastAsia="Calibri"/>
+          <w:b/>
+          <w:color w:val="095292"/>
+          <w:sz w:val="24"/>
+        </w:rPr>
+        <w:t>9. Que vas a resolver en ExamLab</w:t>
+      </w:r>
+    </w:p>
+    <w:p>
+      <w:pPr>
+        <w:spacing w:after="120"/>
+      </w:pPr>
+      <w:r>
+        <w:rPr>
+          <w:rFonts w:ascii="Calibri" w:hAnsi="Calibri" w:eastAsia="Calibri"/>
+          <w:b w:val="0"/>
+          <w:color w:val="2B2B2B"/>
+          <w:sz w:val="22"/>
+        </w:rPr>
+        <w:t>El estudiante implementa la transaccion atomica de facturacion que descuenta stock, demuestra el rollback cuando el stock es insuficiente y entrega el checklist de tuning del PI.</w:t>
+      </w:r>
+    </w:p>
+    <w:p>
+      <w:pPr>
+        <w:spacing w:after="120"/>
+      </w:pPr>
+      <w:r>
+        <w:rPr>
+          <w:rFonts w:ascii="Calibri" w:hAnsi="Calibri" w:eastAsia="Calibri"/>
+          <w:b w:val="0"/>
+          <w:color w:val="2B2B2B"/>
+          <w:sz w:val="22"/>
+        </w:rPr>
+        <w:t>El taller se resuelve y se entrega en ExamLab (https://examlab.lovable.app/), en el modulo Talleres. Son 5 preguntas y suman 100 puntos. Lo que sigue es lo que vas a encontrar en cada una, para que sepas de antemano en que forma se responde:</w:t>
+      </w:r>
+    </w:p>
+    <w:p>
+      <w:r>
+        <w:rPr>
+          <w:rFonts w:ascii="Calibri" w:hAnsi="Calibri" w:eastAsia="Calibri"/>
+          <w:b/>
+          <w:color w:val="2B2B2B"/>
+          <w:sz w:val="22"/>
+        </w:rPr>
+        <w:t>Pregunta 1 - SQL sobre PostgreSQL real (35 pts):</w:t>
+      </w:r>
+      <w:r>
+        <w:rPr>
+          <w:rFonts w:ascii="Calibri" w:hAnsi="Calibri" w:eastAsia="Calibri"/>
+          <w:b w:val="0"/>
+          <w:color w:val="2B2B2B"/>
+          <w:sz w:val="22"/>
+        </w:rPr>
+        <w:t xml:space="preserve"> sp_facturar: factura + detalle + descuento de stock, todo o nada.</w:t>
+      </w:r>
+    </w:p>
+    <w:p>
+      <w:pPr>
+        <w:pStyle w:val="ListBullet"/>
+        <w:spacing w:after="40"/>
+      </w:pPr>
+      <w:r>
+        <w:rPr>
+          <w:rFonts w:ascii="Calibri" w:hAnsi="Calibri" w:eastAsia="Calibri"/>
+          <w:b w:val="0"/>
+          <w:color w:val="2B2B2B"/>
+          <w:sz w:val="22"/>
+        </w:rPr>
+        <w:t>Editor de SQL con una base PostgreSQL de verdad corriendo en el navegador. El esquema y los datos de partida ya vienen cargados: usted escribe y ejecuta su SQL y se guarda tanto la consulta como lo que devolvio la base.</w:t>
+      </w:r>
+    </w:p>
+    <w:p>
+      <w:r>
+        <w:rPr>
+          <w:rFonts w:ascii="Calibri" w:hAnsi="Calibri" w:eastAsia="Calibri"/>
+          <w:b/>
+          <w:color w:val="2B2B2B"/>
+          <w:sz w:val="22"/>
+        </w:rPr>
+        <w:t>Pregunta 2 - SQL sobre PostgreSQL real (25 pts):</w:t>
+      </w:r>
+      <w:r>
+        <w:rPr>
+          <w:rFonts w:ascii="Calibri" w:hAnsi="Calibri" w:eastAsia="Calibri"/>
+          <w:b w:val="0"/>
+          <w:color w:val="2B2B2B"/>
+          <w:sz w:val="22"/>
+        </w:rPr>
+        <w:t xml:space="preserve"> Probar la atomicidad: fallo a mitad de la factura.</w:t>
+      </w:r>
+    </w:p>
+    <w:p>
+      <w:pPr>
+        <w:pStyle w:val="ListBullet"/>
+        <w:spacing w:after="40"/>
+      </w:pPr>
+      <w:r>
+        <w:rPr>
+          <w:rFonts w:ascii="Calibri" w:hAnsi="Calibri" w:eastAsia="Calibri"/>
+          <w:b w:val="0"/>
+          <w:color w:val="2B2B2B"/>
+          <w:sz w:val="22"/>
+        </w:rPr>
+        <w:t>Editor de SQL con una base PostgreSQL de verdad corriendo en el navegador. El esquema y los datos de partida ya vienen cargados: usted escribe y ejecuta su SQL y se guarda tanto la consulta como lo que devolvio la base.</w:t>
+      </w:r>
+    </w:p>
+    <w:p>
+      <w:r>
+        <w:rPr>
+          <w:rFonts w:ascii="Calibri" w:hAnsi="Calibri" w:eastAsia="Calibri"/>
+          <w:b/>
+          <w:color w:val="2B2B2B"/>
+          <w:sz w:val="22"/>
+        </w:rPr>
+        <w:t>Pregunta 3 - SQL sobre PostgreSQL real (15 pts):</w:t>
+      </w:r>
+      <w:r>
+        <w:rPr>
+          <w:rFonts w:ascii="Calibri" w:hAnsi="Calibri" w:eastAsia="Calibri"/>
+          <w:b w:val="0"/>
+          <w:color w:val="2B2B2B"/>
+          <w:sz w:val="22"/>
+        </w:rPr>
+        <w:t xml:space="preserve"> El patron de descuento seguro como funcion reutilizable.</w:t>
+      </w:r>
+    </w:p>
+    <w:p>
+      <w:pPr>
+        <w:pStyle w:val="ListBullet"/>
+        <w:spacing w:after="40"/>
+      </w:pPr>
+      <w:r>
+        <w:rPr>
+          <w:rFonts w:ascii="Calibri" w:hAnsi="Calibri" w:eastAsia="Calibri"/>
+          <w:b w:val="0"/>
+          <w:color w:val="2B2B2B"/>
+          <w:sz w:val="22"/>
+        </w:rPr>
+        <w:t>Editor de SQL con una base PostgreSQL de verdad corriendo en el navegador. El esquema y los datos de partida ya vienen cargados: usted escribe y ejecuta su SQL y se guarda tanto la consulta como lo que devolvio la base.</w:t>
+      </w:r>
+    </w:p>
+    <w:p>
+      <w:r>
+        <w:rPr>
+          <w:rFonts w:ascii="Calibri" w:hAnsi="Calibri" w:eastAsia="Calibri"/>
+          <w:b/>
+          <w:color w:val="2B2B2B"/>
+          <w:sz w:val="22"/>
+        </w:rPr>
+        <w:t>Pregunta 4 - Seleccion unica (10 pts):</w:t>
+      </w:r>
+      <w:r>
+        <w:rPr>
+          <w:rFonts w:ascii="Calibri" w:hAnsi="Calibri" w:eastAsia="Calibri"/>
+          <w:b w:val="0"/>
+          <w:color w:val="2B2B2B"/>
+          <w:sz w:val="22"/>
+        </w:rPr>
+        <w:t xml:space="preserve"> Que pasa con el bloque EXCEPTION en PL/pgSQL.</w:t>
+      </w:r>
+    </w:p>
+    <w:p>
+      <w:pPr>
+        <w:pStyle w:val="ListBullet"/>
+        <w:spacing w:after="40"/>
+      </w:pPr>
+      <w:r>
+        <w:rPr>
+          <w:rFonts w:ascii="Calibri" w:hAnsi="Calibri" w:eastAsia="Calibri"/>
+          <w:b w:val="0"/>
+          <w:color w:val="2B2B2B"/>
+          <w:sz w:val="22"/>
+        </w:rPr>
+        <w:t>Varias opciones, una sola correcta.</w:t>
+      </w:r>
+    </w:p>
+    <w:p>
+      <w:r>
+        <w:rPr>
+          <w:rFonts w:ascii="Calibri" w:hAnsi="Calibri" w:eastAsia="Calibri"/>
+          <w:b/>
+          <w:color w:val="2B2B2B"/>
+          <w:sz w:val="22"/>
+        </w:rPr>
+        <w:t>Pregunta 5 - Respuesta escrita (15 pts):</w:t>
+      </w:r>
+      <w:r>
+        <w:rPr>
+          <w:rFonts w:ascii="Calibri" w:hAnsi="Calibri" w:eastAsia="Calibri"/>
+          <w:b w:val="0"/>
+          <w:color w:val="2B2B2B"/>
+          <w:sz w:val="22"/>
+        </w:rPr>
+        <w:t xml:space="preserve"> Checklist de tuning y transacciones del PI.</w:t>
+      </w:r>
+    </w:p>
+    <w:p>
+      <w:pPr>
+        <w:pStyle w:val="ListBullet"/>
+        <w:spacing w:after="40"/>
+      </w:pPr>
+      <w:r>
+        <w:rPr>
+          <w:rFonts w:ascii="Calibri" w:hAnsi="Calibri" w:eastAsia="Calibri"/>
+          <w:b w:val="0"/>
+          <w:color w:val="2B2B2B"/>
+          <w:sz w:val="22"/>
+        </w:rPr>
+        <w:t>Un cuadro de texto. Se escribe directamente en la plataforma; no se sube archivo.</w:t>
+      </w:r>
+    </w:p>
+    <w:p>
+      <w:pPr>
+        <w:spacing w:after="120"/>
+      </w:pPr>
+      <w:r>
+        <w:rPr>
+          <w:rFonts w:ascii="Calibri" w:hAnsi="Calibri" w:eastAsia="Calibri"/>
+          <w:b w:val="0"/>
+          <w:color w:val="2B2B2B"/>
+          <w:sz w:val="22"/>
+        </w:rPr>
+        <w:t>Cada pregunta trae su propio enunciado completo dentro de la plataforma: puedes resolver el taller leyendo solo ExamLab. Este documento sirve para prepararte y para trabajar en equipo antes de responder.</w:t>
       </w:r>
     </w:p>
     <w:sectPr>

--- a/Bases de Datos II/Clases/Clase 8 - Tuning y transacciones/Taller PI - Clase 8 - VetCare.docx
+++ b/Bases de Datos II/Clases/Clase 8 - Tuning y transacciones/Taller PI - Clase 8 - VetCare.docx
@@ -685,7 +685,7 @@
           <w:color w:val="2B2B2B"/>
           <w:sz w:val="22"/>
         </w:rPr>
-        <w:t>Cada pregunta trae su propio enunciado completo dentro de la plataforma: puedes resolver el taller leyendo solo ExamLab. Este documento sirve para prepararte y para trabajar en equipo antes de responder.</w:t>
+        <w:t>Cada pregunta trae su propio enunciado completo dentro de la plataforma: puedes resolver el taller leyendo solo ExamLab. Este documento sirve para prepararte y conservar tus respuestas. La actividad es individual; si el docente autoriza trabajo en equipo, la entrega en ExamLab sigue siendo individual.</w:t>
       </w:r>
     </w:p>
     <w:sectPr>

--- a/Bases de Datos II/Clases/Clase 8 - Tuning y transacciones/Taller PI - Clase 8 - VetCare.docx
+++ b/Bases de Datos II/Clases/Clase 8 - Tuning y transacciones/Taller PI - Clase 8 - VetCare.docx
@@ -454,7 +454,7 @@
           <w:color w:val="2B2B2B"/>
           <w:sz w:val="22"/>
         </w:rPr>
-        <w:t xml:space="preserve"> (https://examlab.lovable.app/ · módulo Talleres) — domingo 23:59 cuando aplique.</w:t>
+        <w:t xml:space="preserve"> (https://uniaj.examlab.workers.dev/ · módulo Talleres) — domingo 23:59 cuando aplique.</w:t>
       </w:r>
     </w:p>
     <w:p>
@@ -496,7 +496,7 @@
           <w:color w:val="2B2B2B"/>
           <w:sz w:val="22"/>
         </w:rPr>
-        <w:t>El taller se resuelve y se entrega en ExamLab (https://examlab.lovable.app/), en el modulo Talleres. Son 5 preguntas y suman 100 puntos. Lo que sigue es lo que vas a encontrar en cada una, para que sepas de antemano en que forma se responde:</w:t>
+        <w:t>El taller se resuelve y se entrega en ExamLab (https://uniaj.examlab.workers.dev/), en el modulo Talleres. Son 5 preguntas y suman 100 puntos. Lo que sigue es lo que vas a encontrar en cada una, para que sepas de antemano en que forma se responde:</w:t>
       </w:r>
     </w:p>
     <w:p>

--- a/Bases de Datos II/Clases/Clase 8 - Tuning y transacciones/Taller PI - Clase 8 - VetCare.docx
+++ b/Bases de Datos II/Clases/Clase 8 - Tuning y transacciones/Taller PI - Clase 8 - VetCare.docx
@@ -56,7 +56,7 @@
           <w:color w:val="2B2B2B"/>
           <w:sz w:val="22"/>
         </w:rPr>
-        <w:t>Herramienta: Oracle Live SQL / DB Fiddle</w:t>
+        <w:t>Herramienta: ExamLab (PostgreSQL/PGlite)</w:t>
       </w:r>
     </w:p>
     <w:p>
@@ -109,7 +109,25 @@
           <w:color w:val="2B2B2B"/>
           <w:sz w:val="22"/>
         </w:rPr>
-        <w:t xml:space="preserve"> factura+stock atomicos.</w:t>
+        <w:t xml:space="preserve"> facturar es la operación donde Huellitas </w:t>
+      </w:r>
+      <w:r>
+        <w:rPr>
+          <w:rFonts w:ascii="Calibri" w:hAnsi="Calibri" w:eastAsia="Calibri"/>
+          <w:b/>
+          <w:color w:val="2B2B2B"/>
+          <w:sz w:val="22"/>
+        </w:rPr>
+        <w:t>pierde plata</w:t>
+      </w:r>
+      <w:r>
+        <w:rPr>
+          <w:rFonts w:ascii="Calibri" w:hAnsi="Calibri" w:eastAsia="Calibri"/>
+          <w:b w:val="0"/>
+          <w:color w:val="2B2B2B"/>
+          <w:sz w:val="22"/>
+        </w:rPr>
+        <w:t xml:space="preserve"> si algo queda a medias: una factura sin líneas, o un stock descontado de una factura que nunca existió.</w:t>
       </w:r>
     </w:p>
     <w:p>
@@ -124,7 +142,94 @@
           <w:color w:val="2B2B2B"/>
           <w:sz w:val="22"/>
         </w:rPr>
-        <w:t>ROLLBACK ante stock insuficiente.</w:t>
+        <w:t xml:space="preserve">Hoy no se evalúa que el procedimiento </w:t>
+      </w:r>
+      <w:r>
+        <w:rPr>
+          <w:rFonts w:ascii="Calibri" w:hAnsi="Calibri" w:eastAsia="Calibri"/>
+          <w:b/>
+          <w:color w:val="2B2B2B"/>
+          <w:sz w:val="22"/>
+        </w:rPr>
+        <w:t>funcione</w:t>
+      </w:r>
+      <w:r>
+        <w:rPr>
+          <w:rFonts w:ascii="Calibri" w:hAnsi="Calibri" w:eastAsia="Calibri"/>
+          <w:b w:val="0"/>
+          <w:color w:val="2B2B2B"/>
+          <w:sz w:val="22"/>
+        </w:rPr>
+        <w:t xml:space="preserve">, sino que </w:t>
+      </w:r>
+      <w:r>
+        <w:rPr>
+          <w:rFonts w:ascii="Calibri" w:hAnsi="Calibri" w:eastAsia="Calibri"/>
+          <w:b/>
+          <w:color w:val="2B2B2B"/>
+          <w:sz w:val="22"/>
+        </w:rPr>
+        <w:t>falle bien</w:t>
+      </w:r>
+      <w:r>
+        <w:rPr>
+          <w:rFonts w:ascii="Calibri" w:hAnsi="Calibri" w:eastAsia="Calibri"/>
+          <w:b w:val="0"/>
+          <w:color w:val="2B2B2B"/>
+          <w:sz w:val="22"/>
+        </w:rPr>
+        <w:t>: la pregunta 2 vale 25 puntos y consiste en romperlo a propósito y demostrar con datos que la base quedó intacta.</w:t>
+      </w:r>
+    </w:p>
+    <w:p>
+      <w:pPr>
+        <w:pStyle w:val="ListBullet"/>
+        <w:spacing w:after="40"/>
+      </w:pPr>
+      <w:r>
+        <w:rPr>
+          <w:rFonts w:ascii="Calibri" w:hAnsi="Calibri" w:eastAsia="Calibri"/>
+          <w:b w:val="0"/>
+          <w:color w:val="2B2B2B"/>
+          <w:sz w:val="22"/>
+        </w:rPr>
+        <w:t xml:space="preserve">El patrón que aprendes hoy — comprobar y escribir en </w:t>
+      </w:r>
+      <w:r>
+        <w:rPr>
+          <w:rFonts w:ascii="Calibri" w:hAnsi="Calibri" w:eastAsia="Calibri"/>
+          <w:b/>
+          <w:color w:val="2B2B2B"/>
+          <w:sz w:val="22"/>
+        </w:rPr>
+        <w:t>una sola sentencia</w:t>
+      </w:r>
+      <w:r>
+        <w:rPr>
+          <w:rFonts w:ascii="Calibri" w:hAnsi="Calibri" w:eastAsia="Calibri"/>
+          <w:b w:val="0"/>
+          <w:color w:val="2B2B2B"/>
+          <w:sz w:val="22"/>
+        </w:rPr>
+        <w:t xml:space="preserve"> — es el que evita el stock negativo cuando hay dos recepcionistas facturando. Que aquí no puedas montar las dos sesiones es la </w:t>
+      </w:r>
+      <w:r>
+        <w:rPr>
+          <w:rFonts w:ascii="Calibri" w:hAnsi="Calibri" w:eastAsia="Calibri"/>
+          <w:b/>
+          <w:color w:val="2B2B2B"/>
+          <w:sz w:val="22"/>
+        </w:rPr>
+        <w:t>Clase 10</w:t>
+      </w:r>
+      <w:r>
+        <w:rPr>
+          <w:rFonts w:ascii="Calibri" w:hAnsi="Calibri" w:eastAsia="Calibri"/>
+          <w:b w:val="0"/>
+          <w:color w:val="2B2B2B"/>
+          <w:sz w:val="22"/>
+        </w:rPr>
+        <w:t>, y declararlo suma puntos.</w:t>
       </w:r>
     </w:p>
     <w:p>
@@ -152,7 +257,7 @@
           <w:color w:val="2B2B2B"/>
           <w:sz w:val="22"/>
         </w:rPr>
-        <w:t>Transaccion factura+stock + checklist tuning.</w:t>
+        <w:t>La transacción de facturación implementada como procedimiento atómico, su atomicidad demostrada con foto antes y después de un fallo a mitad de camino, el patrón de descuento seguro encapsulado en una función, y la sección «Transacciones y tuning» del informe del PI.</w:t>
       </w:r>
     </w:p>
     <w:p>
@@ -181,7 +286,238 @@
           <w:color w:val="2B2B2B"/>
           <w:sz w:val="22"/>
         </w:rPr>
-        <w:t>BEGIN/COMMIT/ROLLBACK del playground.</w:t>
+        <w:t xml:space="preserve">El esquema de VetCare ya está creado y poblado: consultas </w:t>
+      </w:r>
+      <w:r>
+        <w:rPr>
+          <w:rFonts w:ascii="Calibri" w:hAnsi="Calibri" w:eastAsia="Calibri"/>
+          <w:b/>
+          <w:color w:val="2B2B2B"/>
+          <w:sz w:val="22"/>
+        </w:rPr>
+        <w:t>1 a 4</w:t>
+      </w:r>
+      <w:r>
+        <w:rPr>
+          <w:rFonts w:ascii="Calibri" w:hAnsi="Calibri" w:eastAsia="Calibri"/>
+          <w:b w:val="0"/>
+          <w:color w:val="2B2B2B"/>
+          <w:sz w:val="22"/>
+        </w:rPr>
+        <w:t xml:space="preserve">, facturas 1 a 3 con sus 8 líneas de detalle, y </w:t>
+      </w:r>
+      <w:r>
+        <w:rPr>
+          <w:rFonts w:ascii="Calibri" w:hAnsi="Calibri" w:eastAsia="Calibri"/>
+          <w:b/>
+          <w:color w:val="2B2B2B"/>
+          <w:sz w:val="22"/>
+        </w:rPr>
+        <w:t>6 insumos</w:t>
+      </w:r>
+      <w:r>
+        <w:rPr>
+          <w:rFonts w:ascii="Calibri" w:hAnsi="Calibri" w:eastAsia="Calibri"/>
+          <w:b w:val="0"/>
+          <w:color w:val="2B2B2B"/>
+          <w:sz w:val="22"/>
+        </w:rPr>
+        <w:t xml:space="preserve"> con stock 12, </w:t>
+      </w:r>
+      <w:r>
+        <w:rPr>
+          <w:rFonts w:ascii="Calibri" w:hAnsi="Calibri" w:eastAsia="Calibri"/>
+          <w:b/>
+          <w:color w:val="2B2B2B"/>
+          <w:sz w:val="22"/>
+        </w:rPr>
+        <w:t>3</w:t>
+      </w:r>
+      <w:r>
+        <w:rPr>
+          <w:rFonts w:ascii="Calibri" w:hAnsi="Calibri" w:eastAsia="Calibri"/>
+          <w:b w:val="0"/>
+          <w:color w:val="2B2B2B"/>
+          <w:sz w:val="22"/>
+        </w:rPr>
+        <w:t xml:space="preserve">, 40, 25, </w:t>
+      </w:r>
+      <w:r>
+        <w:rPr>
+          <w:rFonts w:ascii="Calibri" w:hAnsi="Calibri" w:eastAsia="Calibri"/>
+          <w:b/>
+          <w:color w:val="2B2B2B"/>
+          <w:sz w:val="22"/>
+        </w:rPr>
+        <w:t>8</w:t>
+      </w:r>
+      <w:r>
+        <w:rPr>
+          <w:rFonts w:ascii="Calibri" w:hAnsi="Calibri" w:eastAsia="Calibri"/>
+          <w:b w:val="0"/>
+          <w:color w:val="2B2B2B"/>
+          <w:sz w:val="22"/>
+        </w:rPr>
+        <w:t xml:space="preserve"> y 60.</w:t>
+      </w:r>
+    </w:p>
+    <w:p>
+      <w:pPr>
+        <w:pStyle w:val="ListBullet"/>
+        <w:spacing w:after="40"/>
+      </w:pPr>
+      <w:r>
+        <w:rPr>
+          <w:rFonts w:ascii="Calibri" w:hAnsi="Calibri" w:eastAsia="Calibri"/>
+          <w:b w:val="0"/>
+          <w:color w:val="2B2B2B"/>
+          <w:sz w:val="22"/>
+        </w:rPr>
+        <w:t xml:space="preserve">Los stocks bajos son </w:t>
+      </w:r>
+      <w:r>
+        <w:rPr>
+          <w:rFonts w:ascii="Calibri" w:hAnsi="Calibri" w:eastAsia="Calibri"/>
+          <w:b/>
+          <w:color w:val="2B2B2B"/>
+          <w:sz w:val="22"/>
+        </w:rPr>
+        <w:t>deliberados</w:t>
+      </w:r>
+      <w:r>
+        <w:rPr>
+          <w:rFonts w:ascii="Calibri" w:hAnsi="Calibri" w:eastAsia="Calibri"/>
+          <w:b w:val="0"/>
+          <w:color w:val="2B2B2B"/>
+          <w:sz w:val="22"/>
+        </w:rPr>
+        <w:t xml:space="preserve">: el insumo 2 con 3 unidades es el que va a hacer fallar la factura de la pregunta 2, y el insumo 3 con 40 es el que tiene que </w:t>
+      </w:r>
+      <w:r>
+        <w:rPr>
+          <w:rFonts w:ascii="Calibri" w:hAnsi="Calibri" w:eastAsia="Calibri"/>
+          <w:b/>
+          <w:color w:val="2B2B2B"/>
+          <w:sz w:val="22"/>
+        </w:rPr>
+        <w:t>volver</w:t>
+      </w:r>
+      <w:r>
+        <w:rPr>
+          <w:rFonts w:ascii="Calibri" w:hAnsi="Calibri" w:eastAsia="Calibri"/>
+          <w:b w:val="0"/>
+          <w:color w:val="2B2B2B"/>
+          <w:sz w:val="22"/>
+        </w:rPr>
+        <w:t xml:space="preserve"> a 40.</w:t>
+      </w:r>
+    </w:p>
+    <w:p>
+      <w:pPr>
+        <w:pStyle w:val="ListBullet"/>
+        <w:spacing w:after="40"/>
+      </w:pPr>
+      <w:r>
+        <w:rPr>
+          <w:rFonts w:ascii="Calibri" w:hAnsi="Calibri" w:eastAsia="Calibri"/>
+          <w:b w:val="0"/>
+          <w:color w:val="2B2B2B"/>
+          <w:sz w:val="22"/>
+        </w:rPr>
+        <w:t xml:space="preserve">La consulta 4 es la única </w:t>
+      </w:r>
+      <w:r>
+        <w:rPr>
+          <w:rFonts w:ascii="Calibri" w:hAnsi="Calibri" w:eastAsia="Calibri"/>
+          <w:b/>
+          <w:color w:val="2B2B2B"/>
+          <w:sz w:val="22"/>
+        </w:rPr>
+        <w:t>sin facturar</w:t>
+      </w:r>
+      <w:r>
+        <w:rPr>
+          <w:rFonts w:ascii="Calibri" w:hAnsi="Calibri" w:eastAsia="Calibri"/>
+          <w:b w:val="0"/>
+          <w:color w:val="2B2B2B"/>
+          <w:sz w:val="22"/>
+        </w:rPr>
+        <w:t>: es la que vas a facturar tú.</w:t>
+      </w:r>
+    </w:p>
+    <w:p>
+      <w:pPr>
+        <w:pStyle w:val="ListBullet"/>
+        <w:spacing w:after="40"/>
+      </w:pPr>
+      <w:r>
+        <w:rPr>
+          <w:rFonts w:ascii="Calibri" w:hAnsi="Calibri" w:eastAsia="Calibri"/>
+          <w:b w:val="0"/>
+          <w:color w:val="2B2B2B"/>
+          <w:sz w:val="22"/>
+        </w:rPr>
+        <w:t xml:space="preserve">En la pregunta 2 el «sp_facturar» </w:t>
+      </w:r>
+      <w:r>
+        <w:rPr>
+          <w:rFonts w:ascii="Calibri" w:hAnsi="Calibri" w:eastAsia="Calibri"/>
+          <w:b/>
+          <w:color w:val="2B2B2B"/>
+          <w:sz w:val="22"/>
+        </w:rPr>
+        <w:t>ya viene creado</w:t>
+      </w:r>
+      <w:r>
+        <w:rPr>
+          <w:rFonts w:ascii="Calibri" w:hAnsi="Calibri" w:eastAsia="Calibri"/>
+          <w:b w:val="0"/>
+          <w:color w:val="2B2B2B"/>
+          <w:sz w:val="22"/>
+        </w:rPr>
+        <w:t xml:space="preserve"> (versión de referencia), así que puedes demostrar la atomicidad aunque tu propio procedimiento de la pregunta 1 te haya quedado a medias.</w:t>
+      </w:r>
+    </w:p>
+    <w:p>
+      <w:pPr>
+        <w:pStyle w:val="ListBullet"/>
+        <w:spacing w:after="40"/>
+      </w:pPr>
+      <w:r>
+        <w:rPr>
+          <w:rFonts w:ascii="Calibri" w:hAnsi="Calibri" w:eastAsia="Calibri"/>
+          <w:b/>
+          <w:color w:val="2B2B2B"/>
+          <w:sz w:val="22"/>
+        </w:rPr>
+        <w:t>Motor:</w:t>
+      </w:r>
+      <w:r>
+        <w:rPr>
+          <w:rFonts w:ascii="Calibri" w:hAnsi="Calibri" w:eastAsia="Calibri"/>
+          <w:b w:val="0"/>
+          <w:color w:val="2B2B2B"/>
+          <w:sz w:val="22"/>
+        </w:rPr>
+        <w:t xml:space="preserve"> PostgreSQL dentro de ExamLab, en el navegador. PL/pgSQL, «CALL», «GET DIAGNOSTICS» y los bloques «DO $$ … EXCEPTION» corren de verdad. Corre con </w:t>
+      </w:r>
+      <w:r>
+        <w:rPr>
+          <w:rFonts w:ascii="Calibri" w:hAnsi="Calibri" w:eastAsia="Calibri"/>
+          <w:b/>
+          <w:color w:val="2B2B2B"/>
+          <w:sz w:val="22"/>
+        </w:rPr>
+        <w:t>una sola sesión</w:t>
+      </w:r>
+      <w:r>
+        <w:rPr>
+          <w:rFonts w:ascii="Calibri" w:hAnsi="Calibri" w:eastAsia="Calibri"/>
+          <w:b w:val="0"/>
+          <w:color w:val="2B2B2B"/>
+          <w:sz w:val="22"/>
+        </w:rPr>
+        <w:t>: la concurrencia real no se puede montar aquí, y eso es la Clase 10.</w:t>
       </w:r>
     </w:p>
     <w:p>
@@ -210,7 +546,7 @@
           <w:color w:val="2B2B2B"/>
           <w:sz w:val="22"/>
         </w:rPr>
-        <w:t>Implementar bloque/proc que facture y descuente stock atomicamente.</w:t>
+        <w:t>Escribir sp_facturar(p_id_consulta, p_insumos INT[], p_cantidades INT[]) en PL/pgSQL: cabecera con total 0, bucle por linea con el guardia stock &gt;= cantidad, y UPDATE del total al final.</w:t>
       </w:r>
     </w:p>
     <w:p>
@@ -225,7 +561,7 @@
           <w:color w:val="2B2B2B"/>
           <w:sz w:val="22"/>
         </w:rPr>
-        <w:t>Probar fallo a mitad (stock insuficiente) -&gt; ROLLBACK.</w:t>
+        <w:t>Probar el fallo a mitad con ARRAY[3,2] / ARRAY[2,10] y demostrar con foto inicial y final que el stock del insumo 3 volvio a 40.</w:t>
       </w:r>
     </w:p>
     <w:p>
@@ -240,7 +576,7 @@
           <w:color w:val="2B2B2B"/>
           <w:sz w:val="22"/>
         </w:rPr>
-        <w:t>Completar checklist tuning del PI.</w:t>
+        <w:t>Encapsular el descuento en fn_descontar_stock, que devuelve BOOLEAN y no lanza excepcion.</w:t>
       </w:r>
     </w:p>
     <w:p>
@@ -255,7 +591,22 @@
           <w:color w:val="2B2B2B"/>
           <w:sz w:val="22"/>
         </w:rPr>
-        <w:t>Actualizar informe PI: seccion transacciones.</w:t>
+        <w:t>Llenar la seccion Transacciones y tuning del informe: inventario de 3 transacciones y checklist de 7 items.</w:t>
+      </w:r>
+    </w:p>
+    <w:p>
+      <w:pPr>
+        <w:pStyle w:val="ListBullet"/>
+        <w:spacing w:after="40"/>
+      </w:pPr>
+      <w:r>
+        <w:rPr>
+          <w:rFonts w:ascii="Calibri" w:hAnsi="Calibri" w:eastAsia="Calibri"/>
+          <w:b w:val="0"/>
+          <w:color w:val="2B2B2B"/>
+          <w:sz w:val="22"/>
+        </w:rPr>
+        <w:t>Declarar el gap de concurrencia: PGlite corre una sola sesion, y eso es la Clase 10.</w:t>
       </w:r>
     </w:p>
     <w:p>
@@ -269,7 +620,709 @@
           <w:color w:val="095292"/>
           <w:sz w:val="24"/>
         </w:rPr>
-        <w:t>5. Entregable</w:t>
+        <w:t>5. Plantilla del entregable (copia esto y llenalo)</w:t>
+      </w:r>
+    </w:p>
+    <w:p>
+      <w:pPr>
+        <w:spacing w:after="120"/>
+      </w:pPr>
+      <w:r>
+        <w:rPr>
+          <w:rFonts w:ascii="Calibri" w:hAnsi="Calibri" w:eastAsia="Calibri"/>
+          <w:b w:val="0"/>
+          <w:color w:val="2B2B2B"/>
+          <w:sz w:val="20"/>
+        </w:rPr>
+        <w:t>Estos son exactamente los campos que califica ExamLab. Copia el bloque tal cual en tu documento, llenalo, y pega cada parte en la pregunta que corresponda.</w:t>
+      </w:r>
+    </w:p>
+    <w:p>
+      <w:pPr>
+        <w:spacing w:after="0"/>
+        <w:shd w:val="clear" w:fill="F2F2F3"/>
+      </w:pPr>
+      <w:r>
+        <w:rPr>
+          <w:rFonts w:ascii="Consolas" w:hAnsi="Consolas" w:eastAsia="Consolas"/>
+          <w:b w:val="0"/>
+          <w:color w:val="2B2B2B"/>
+          <w:sz w:val="18"/>
+        </w:rPr>
+        <w:t>SECCION «TRANSACCIONES Y TUNING» DEL INFORME DEL PI  —  pregunta 5 · 1 pagina</w:t>
+      </w:r>
+    </w:p>
+    <w:p>
+      <w:pPr>
+        <w:spacing w:after="0"/>
+        <w:shd w:val="clear" w:fill="F2F2F3"/>
+      </w:pPr>
+      <w:r>
+        <w:rPr>
+          <w:rFonts w:ascii="Consolas" w:hAnsi="Consolas" w:eastAsia="Consolas"/>
+          <w:b w:val="0"/>
+          <w:color w:val="2B2B2B"/>
+          <w:sz w:val="18"/>
+        </w:rPr>
+        <w:t xml:space="preserve"> </w:t>
+      </w:r>
+    </w:p>
+    <w:p>
+      <w:pPr>
+        <w:spacing w:after="0"/>
+        <w:shd w:val="clear" w:fill="F2F2F3"/>
+      </w:pPr>
+      <w:r>
+        <w:rPr>
+          <w:rFonts w:ascii="Consolas" w:hAnsi="Consolas" w:eastAsia="Consolas"/>
+          <w:b w:val="0"/>
+          <w:color w:val="2B2B2B"/>
+          <w:sz w:val="18"/>
+        </w:rPr>
+        <w:t>A) INVENTARIO DE TRANSACCIONES DE NEGOCIO DE VETCARE</w:t>
+      </w:r>
+    </w:p>
+    <w:p>
+      <w:pPr>
+        <w:spacing w:after="0"/>
+        <w:shd w:val="clear" w:fill="F2F2F3"/>
+      </w:pPr>
+      <w:r>
+        <w:rPr>
+          <w:rFonts w:ascii="Consolas" w:hAnsi="Consolas" w:eastAsia="Consolas"/>
+          <w:b w:val="0"/>
+          <w:color w:val="2B2B2B"/>
+          <w:sz w:val="18"/>
+        </w:rPr>
+        <w:t xml:space="preserve">   Minimo TRES. Cada una con sus tres datos: sin el punto de fallo no es un</w:t>
+      </w:r>
+    </w:p>
+    <w:p>
+      <w:pPr>
+        <w:spacing w:after="0"/>
+        <w:shd w:val="clear" w:fill="F2F2F3"/>
+      </w:pPr>
+      <w:r>
+        <w:rPr>
+          <w:rFonts w:ascii="Consolas" w:hAnsi="Consolas" w:eastAsia="Consolas"/>
+          <w:b w:val="0"/>
+          <w:color w:val="2B2B2B"/>
+          <w:sz w:val="18"/>
+        </w:rPr>
+        <w:t xml:space="preserve">   inventario de transacciones, es una lista de operaciones.</w:t>
+      </w:r>
+    </w:p>
+    <w:p>
+      <w:pPr>
+        <w:spacing w:after="0"/>
+        <w:shd w:val="clear" w:fill="F2F2F3"/>
+      </w:pPr>
+      <w:r>
+        <w:rPr>
+          <w:rFonts w:ascii="Consolas" w:hAnsi="Consolas" w:eastAsia="Consolas"/>
+          <w:b w:val="0"/>
+          <w:color w:val="2B2B2B"/>
+          <w:sz w:val="18"/>
+        </w:rPr>
+        <w:t xml:space="preserve"> </w:t>
+      </w:r>
+    </w:p>
+    <w:p>
+      <w:pPr>
+        <w:spacing w:after="0"/>
+        <w:shd w:val="clear" w:fill="F2F2F3"/>
+      </w:pPr>
+      <w:r>
+        <w:rPr>
+          <w:rFonts w:ascii="Consolas" w:hAnsi="Consolas" w:eastAsia="Consolas"/>
+          <w:b w:val="0"/>
+          <w:color w:val="2B2B2B"/>
+          <w:sz w:val="18"/>
+        </w:rPr>
+        <w:t xml:space="preserve">   1. Operacion .........: ____________________________________________________</w:t>
+      </w:r>
+    </w:p>
+    <w:p>
+      <w:pPr>
+        <w:spacing w:after="0"/>
+        <w:shd w:val="clear" w:fill="F2F2F3"/>
+      </w:pPr>
+      <w:r>
+        <w:rPr>
+          <w:rFonts w:ascii="Consolas" w:hAnsi="Consolas" w:eastAsia="Consolas"/>
+          <w:b w:val="0"/>
+          <w:color w:val="2B2B2B"/>
+          <w:sz w:val="18"/>
+        </w:rPr>
+        <w:t xml:space="preserve">      Tablas que toca ...: ____________________________________________________</w:t>
+      </w:r>
+    </w:p>
+    <w:p>
+      <w:pPr>
+        <w:spacing w:after="0"/>
+        <w:shd w:val="clear" w:fill="F2F2F3"/>
+      </w:pPr>
+      <w:r>
+        <w:rPr>
+          <w:rFonts w:ascii="Consolas" w:hAnsi="Consolas" w:eastAsia="Consolas"/>
+          <w:b w:val="0"/>
+          <w:color w:val="2B2B2B"/>
+          <w:sz w:val="18"/>
+        </w:rPr>
+        <w:t xml:space="preserve">      Paso que puede fallar: ______________________________________________</w:t>
+      </w:r>
+    </w:p>
+    <w:p>
+      <w:pPr>
+        <w:spacing w:after="0"/>
+        <w:shd w:val="clear" w:fill="F2F2F3"/>
+      </w:pPr>
+      <w:r>
+        <w:rPr>
+          <w:rFonts w:ascii="Consolas" w:hAnsi="Consolas" w:eastAsia="Consolas"/>
+          <w:b w:val="0"/>
+          <w:color w:val="2B2B2B"/>
+          <w:sz w:val="18"/>
+        </w:rPr>
+        <w:t xml:space="preserve">      Que debe pasar si falla: ____________________________________________</w:t>
+      </w:r>
+    </w:p>
+    <w:p>
+      <w:pPr>
+        <w:spacing w:after="0"/>
+        <w:shd w:val="clear" w:fill="F2F2F3"/>
+      </w:pPr>
+      <w:r>
+        <w:rPr>
+          <w:rFonts w:ascii="Consolas" w:hAnsi="Consolas" w:eastAsia="Consolas"/>
+          <w:b w:val="0"/>
+          <w:color w:val="2B2B2B"/>
+          <w:sz w:val="18"/>
+        </w:rPr>
+        <w:t xml:space="preserve">   2. Operacion .........: ____________________________________________________</w:t>
+      </w:r>
+    </w:p>
+    <w:p>
+      <w:pPr>
+        <w:spacing w:after="0"/>
+        <w:shd w:val="clear" w:fill="F2F2F3"/>
+      </w:pPr>
+      <w:r>
+        <w:rPr>
+          <w:rFonts w:ascii="Consolas" w:hAnsi="Consolas" w:eastAsia="Consolas"/>
+          <w:b w:val="0"/>
+          <w:color w:val="2B2B2B"/>
+          <w:sz w:val="18"/>
+        </w:rPr>
+        <w:t xml:space="preserve">      Tablas que toca ...: ____________________________________________________</w:t>
+      </w:r>
+    </w:p>
+    <w:p>
+      <w:pPr>
+        <w:spacing w:after="0"/>
+        <w:shd w:val="clear" w:fill="F2F2F3"/>
+      </w:pPr>
+      <w:r>
+        <w:rPr>
+          <w:rFonts w:ascii="Consolas" w:hAnsi="Consolas" w:eastAsia="Consolas"/>
+          <w:b w:val="0"/>
+          <w:color w:val="2B2B2B"/>
+          <w:sz w:val="18"/>
+        </w:rPr>
+        <w:t xml:space="preserve">      Paso que puede fallar: ______________________________________________</w:t>
+      </w:r>
+    </w:p>
+    <w:p>
+      <w:pPr>
+        <w:spacing w:after="0"/>
+        <w:shd w:val="clear" w:fill="F2F2F3"/>
+      </w:pPr>
+      <w:r>
+        <w:rPr>
+          <w:rFonts w:ascii="Consolas" w:hAnsi="Consolas" w:eastAsia="Consolas"/>
+          <w:b w:val="0"/>
+          <w:color w:val="2B2B2B"/>
+          <w:sz w:val="18"/>
+        </w:rPr>
+        <w:t xml:space="preserve">      Que debe pasar si falla: ____________________________________________</w:t>
+      </w:r>
+    </w:p>
+    <w:p>
+      <w:pPr>
+        <w:spacing w:after="0"/>
+        <w:shd w:val="clear" w:fill="F2F2F3"/>
+      </w:pPr>
+      <w:r>
+        <w:rPr>
+          <w:rFonts w:ascii="Consolas" w:hAnsi="Consolas" w:eastAsia="Consolas"/>
+          <w:b w:val="0"/>
+          <w:color w:val="2B2B2B"/>
+          <w:sz w:val="18"/>
+        </w:rPr>
+        <w:t xml:space="preserve">   3. Operacion .........: ____________________________________________________</w:t>
+      </w:r>
+    </w:p>
+    <w:p>
+      <w:pPr>
+        <w:spacing w:after="0"/>
+        <w:shd w:val="clear" w:fill="F2F2F3"/>
+      </w:pPr>
+      <w:r>
+        <w:rPr>
+          <w:rFonts w:ascii="Consolas" w:hAnsi="Consolas" w:eastAsia="Consolas"/>
+          <w:b w:val="0"/>
+          <w:color w:val="2B2B2B"/>
+          <w:sz w:val="18"/>
+        </w:rPr>
+        <w:t xml:space="preserve">      Tablas que toca ...: ____________________________________________________</w:t>
+      </w:r>
+    </w:p>
+    <w:p>
+      <w:pPr>
+        <w:spacing w:after="0"/>
+        <w:shd w:val="clear" w:fill="F2F2F3"/>
+      </w:pPr>
+      <w:r>
+        <w:rPr>
+          <w:rFonts w:ascii="Consolas" w:hAnsi="Consolas" w:eastAsia="Consolas"/>
+          <w:b w:val="0"/>
+          <w:color w:val="2B2B2B"/>
+          <w:sz w:val="18"/>
+        </w:rPr>
+        <w:t xml:space="preserve">      Paso que puede fallar: ______________________________________________</w:t>
+      </w:r>
+    </w:p>
+    <w:p>
+      <w:pPr>
+        <w:spacing w:after="0"/>
+        <w:shd w:val="clear" w:fill="F2F2F3"/>
+      </w:pPr>
+      <w:r>
+        <w:rPr>
+          <w:rFonts w:ascii="Consolas" w:hAnsi="Consolas" w:eastAsia="Consolas"/>
+          <w:b w:val="0"/>
+          <w:color w:val="2B2B2B"/>
+          <w:sz w:val="18"/>
+        </w:rPr>
+        <w:t xml:space="preserve">      Que debe pasar si falla: ____________________________________________</w:t>
+      </w:r>
+    </w:p>
+    <w:p>
+      <w:pPr>
+        <w:spacing w:after="0"/>
+        <w:shd w:val="clear" w:fill="F2F2F3"/>
+      </w:pPr>
+      <w:r>
+        <w:rPr>
+          <w:rFonts w:ascii="Consolas" w:hAnsi="Consolas" w:eastAsia="Consolas"/>
+          <w:b w:val="0"/>
+          <w:color w:val="2B2B2B"/>
+          <w:sz w:val="18"/>
+        </w:rPr>
+        <w:t xml:space="preserve"> </w:t>
+      </w:r>
+    </w:p>
+    <w:p>
+      <w:pPr>
+        <w:spacing w:after="0"/>
+        <w:shd w:val="clear" w:fill="F2F2F3"/>
+      </w:pPr>
+      <w:r>
+        <w:rPr>
+          <w:rFonts w:ascii="Consolas" w:hAnsi="Consolas" w:eastAsia="Consolas"/>
+          <w:b w:val="0"/>
+          <w:color w:val="2B2B2B"/>
+          <w:sz w:val="18"/>
+        </w:rPr>
+        <w:t>B) CHECKLIST DE TUNING   ·   los 7 items, con estado Y evidencia</w:t>
+      </w:r>
+    </w:p>
+    <w:p>
+      <w:pPr>
+        <w:spacing w:after="0"/>
+        <w:shd w:val="clear" w:fill="F2F2F3"/>
+      </w:pPr>
+      <w:r>
+        <w:rPr>
+          <w:rFonts w:ascii="Consolas" w:hAnsi="Consolas" w:eastAsia="Consolas"/>
+          <w:b w:val="0"/>
+          <w:color w:val="2B2B2B"/>
+          <w:sz w:val="18"/>
+        </w:rPr>
+        <w:t xml:space="preserve">   Estado: listo / parcial / pendiente.  Evidencia: un nombre, un archivo o una</w:t>
+      </w:r>
+    </w:p>
+    <w:p>
+      <w:pPr>
+        <w:spacing w:after="0"/>
+        <w:shd w:val="clear" w:fill="F2F2F3"/>
+      </w:pPr>
+      <w:r>
+        <w:rPr>
+          <w:rFonts w:ascii="Consolas" w:hAnsi="Consolas" w:eastAsia="Consolas"/>
+          <w:b w:val="0"/>
+          <w:color w:val="2B2B2B"/>
+          <w:sz w:val="18"/>
+        </w:rPr>
+        <w:t xml:space="preserve">   consulta. Una casilla marcada sin evidencia no puntua.</w:t>
+      </w:r>
+    </w:p>
+    <w:p>
+      <w:pPr>
+        <w:spacing w:after="0"/>
+        <w:shd w:val="clear" w:fill="F2F2F3"/>
+      </w:pPr>
+      <w:r>
+        <w:rPr>
+          <w:rFonts w:ascii="Consolas" w:hAnsi="Consolas" w:eastAsia="Consolas"/>
+          <w:b w:val="0"/>
+          <w:color w:val="2B2B2B"/>
+          <w:sz w:val="18"/>
+        </w:rPr>
+        <w:t xml:space="preserve"> </w:t>
+      </w:r>
+    </w:p>
+    <w:p>
+      <w:pPr>
+        <w:spacing w:after="0"/>
+        <w:shd w:val="clear" w:fill="F2F2F3"/>
+      </w:pPr>
+      <w:r>
+        <w:rPr>
+          <w:rFonts w:ascii="Consolas" w:hAnsi="Consolas" w:eastAsia="Consolas"/>
+          <w:b w:val="0"/>
+          <w:color w:val="2B2B2B"/>
+          <w:sz w:val="18"/>
+        </w:rPr>
+        <w:t xml:space="preserve">   | # | Item                                                    | Estado | Evidencia |</w:t>
+      </w:r>
+    </w:p>
+    <w:p>
+      <w:pPr>
+        <w:spacing w:after="0"/>
+        <w:shd w:val="clear" w:fill="F2F2F3"/>
+      </w:pPr>
+      <w:r>
+        <w:rPr>
+          <w:rFonts w:ascii="Consolas" w:hAnsi="Consolas" w:eastAsia="Consolas"/>
+          <w:b w:val="0"/>
+          <w:color w:val="2B2B2B"/>
+          <w:sz w:val="18"/>
+        </w:rPr>
+        <w:t xml:space="preserve">   |---|---------------------------------------------------------|--------|-----------|</w:t>
+      </w:r>
+    </w:p>
+    <w:p>
+      <w:pPr>
+        <w:spacing w:after="0"/>
+        <w:shd w:val="clear" w:fill="F2F2F3"/>
+      </w:pPr>
+      <w:r>
+        <w:rPr>
+          <w:rFonts w:ascii="Consolas" w:hAnsi="Consolas" w:eastAsia="Consolas"/>
+          <w:b w:val="0"/>
+          <w:color w:val="2B2B2B"/>
+          <w:sz w:val="18"/>
+        </w:rPr>
+        <w:t xml:space="preserve">   | 1 | indices sobre las columnas de filtro y join frecuentes  |        |           |</w:t>
+      </w:r>
+    </w:p>
+    <w:p>
+      <w:pPr>
+        <w:spacing w:after="0"/>
+        <w:shd w:val="clear" w:fill="F2F2F3"/>
+      </w:pPr>
+      <w:r>
+        <w:rPr>
+          <w:rFonts w:ascii="Consolas" w:hAnsi="Consolas" w:eastAsia="Consolas"/>
+          <w:b w:val="0"/>
+          <w:color w:val="2B2B2B"/>
+          <w:sz w:val="18"/>
+        </w:rPr>
+        <w:t xml:space="preserve">   | 2 | consultas sin SELECT * en los reportes del PI           |        |           |</w:t>
+      </w:r>
+    </w:p>
+    <w:p>
+      <w:pPr>
+        <w:spacing w:after="0"/>
+        <w:shd w:val="clear" w:fill="F2F2F3"/>
+      </w:pPr>
+      <w:r>
+        <w:rPr>
+          <w:rFonts w:ascii="Consolas" w:hAnsi="Consolas" w:eastAsia="Consolas"/>
+          <w:b w:val="0"/>
+          <w:color w:val="2B2B2B"/>
+          <w:sz w:val="18"/>
+        </w:rPr>
+        <w:t xml:space="preserve">   | 3 | predicados sargables (sin funciones sobre la columna)    |        |           |</w:t>
+      </w:r>
+    </w:p>
+    <w:p>
+      <w:pPr>
+        <w:spacing w:after="0"/>
+        <w:shd w:val="clear" w:fill="F2F2F3"/>
+      </w:pPr>
+      <w:r>
+        <w:rPr>
+          <w:rFonts w:ascii="Consolas" w:hAnsi="Consolas" w:eastAsia="Consolas"/>
+          <w:b w:val="0"/>
+          <w:color w:val="2B2B2B"/>
+          <w:sz w:val="18"/>
+        </w:rPr>
+        <w:t xml:space="preserve">   | 4 | transacciones cortas: nada de esperar al usuario         |        |           |</w:t>
+      </w:r>
+    </w:p>
+    <w:p>
+      <w:pPr>
+        <w:spacing w:after="0"/>
+        <w:shd w:val="clear" w:fill="F2F2F3"/>
+      </w:pPr>
+      <w:r>
+        <w:rPr>
+          <w:rFonts w:ascii="Consolas" w:hAnsi="Consolas" w:eastAsia="Consolas"/>
+          <w:b w:val="0"/>
+          <w:color w:val="2B2B2B"/>
+          <w:sz w:val="18"/>
+        </w:rPr>
+        <w:t xml:space="preserve">   | 5 | validaciones criticas en la base (CHECK, trigger, proc)  |        |           |</w:t>
+      </w:r>
+    </w:p>
+    <w:p>
+      <w:pPr>
+        <w:spacing w:after="0"/>
+        <w:shd w:val="clear" w:fill="F2F2F3"/>
+      </w:pPr>
+      <w:r>
+        <w:rPr>
+          <w:rFonts w:ascii="Consolas" w:hAnsi="Consolas" w:eastAsia="Consolas"/>
+          <w:b w:val="0"/>
+          <w:color w:val="2B2B2B"/>
+          <w:sz w:val="18"/>
+        </w:rPr>
+        <w:t xml:space="preserve">   | 6 | ANALYZE / estadisticas al dia tras cargas masivas        |        |           |</w:t>
+      </w:r>
+    </w:p>
+    <w:p>
+      <w:pPr>
+        <w:spacing w:after="0"/>
+        <w:shd w:val="clear" w:fill="F2F2F3"/>
+      </w:pPr>
+      <w:r>
+        <w:rPr>
+          <w:rFonts w:ascii="Consolas" w:hAnsi="Consolas" w:eastAsia="Consolas"/>
+          <w:b w:val="0"/>
+          <w:color w:val="2B2B2B"/>
+          <w:sz w:val="18"/>
+        </w:rPr>
+        <w:t xml:space="preserve">   | 7 | plan de respaldo con restore probado (viene de Clase 4)  |        |           |</w:t>
+      </w:r>
+    </w:p>
+    <w:p>
+      <w:pPr>
+        <w:spacing w:after="0"/>
+        <w:shd w:val="clear" w:fill="F2F2F3"/>
+      </w:pPr>
+      <w:r>
+        <w:rPr>
+          <w:rFonts w:ascii="Consolas" w:hAnsi="Consolas" w:eastAsia="Consolas"/>
+          <w:b w:val="0"/>
+          <w:color w:val="2B2B2B"/>
+          <w:sz w:val="18"/>
+        </w:rPr>
+        <w:t xml:space="preserve"> </w:t>
+      </w:r>
+    </w:p>
+    <w:p>
+      <w:pPr>
+        <w:spacing w:after="0"/>
+        <w:shd w:val="clear" w:fill="F2F2F3"/>
+      </w:pPr>
+      <w:r>
+        <w:rPr>
+          <w:rFonts w:ascii="Consolas" w:hAnsi="Consolas" w:eastAsia="Consolas"/>
+          <w:b w:val="0"/>
+          <w:color w:val="2B2B2B"/>
+          <w:sz w:val="18"/>
+        </w:rPr>
+        <w:t>C) DECISION DOCUMENTADA   ·   una frase que puedas defender en la sustentacion</w:t>
+      </w:r>
+    </w:p>
+    <w:p>
+      <w:pPr>
+        <w:spacing w:after="0"/>
+        <w:shd w:val="clear" w:fill="F2F2F3"/>
+      </w:pPr>
+      <w:r>
+        <w:rPr>
+          <w:rFonts w:ascii="Consolas" w:hAnsi="Consolas" w:eastAsia="Consolas"/>
+          <w:b w:val="0"/>
+          <w:color w:val="2B2B2B"/>
+          <w:sz w:val="18"/>
+        </w:rPr>
+        <w:t xml:space="preserve">   Por que el descuento de stock se hace con</w:t>
+      </w:r>
+    </w:p>
+    <w:p>
+      <w:pPr>
+        <w:spacing w:after="0"/>
+        <w:shd w:val="clear" w:fill="F2F2F3"/>
+      </w:pPr>
+      <w:r>
+        <w:rPr>
+          <w:rFonts w:ascii="Consolas" w:hAnsi="Consolas" w:eastAsia="Consolas"/>
+          <w:b w:val="0"/>
+          <w:color w:val="2B2B2B"/>
+          <w:sz w:val="18"/>
+        </w:rPr>
+        <w:t xml:space="preserve">   UPDATE ... SET stock = stock - :cant WHERE id_insumo = :id AND stock &gt;= :cant</w:t>
+      </w:r>
+    </w:p>
+    <w:p>
+      <w:pPr>
+        <w:spacing w:after="0"/>
+        <w:shd w:val="clear" w:fill="F2F2F3"/>
+      </w:pPr>
+      <w:r>
+        <w:rPr>
+          <w:rFonts w:ascii="Consolas" w:hAnsi="Consolas" w:eastAsia="Consolas"/>
+          <w:b w:val="0"/>
+          <w:color w:val="2B2B2B"/>
+          <w:sz w:val="18"/>
+        </w:rPr>
+        <w:t xml:space="preserve">   y NO leyendo primero el stock y decidiendo despues:</w:t>
+      </w:r>
+    </w:p>
+    <w:p>
+      <w:pPr>
+        <w:spacing w:after="0"/>
+        <w:shd w:val="clear" w:fill="F2F2F3"/>
+      </w:pPr>
+      <w:r>
+        <w:rPr>
+          <w:rFonts w:ascii="Consolas" w:hAnsi="Consolas" w:eastAsia="Consolas"/>
+          <w:b w:val="0"/>
+          <w:color w:val="2B2B2B"/>
+          <w:sz w:val="18"/>
+        </w:rPr>
+        <w:t xml:space="preserve">   [ ... ]</w:t>
+      </w:r>
+    </w:p>
+    <w:p>
+      <w:pPr>
+        <w:spacing w:after="0"/>
+        <w:shd w:val="clear" w:fill="F2F2F3"/>
+      </w:pPr>
+      <w:r>
+        <w:rPr>
+          <w:rFonts w:ascii="Consolas" w:hAnsi="Consolas" w:eastAsia="Consolas"/>
+          <w:b w:val="0"/>
+          <w:color w:val="2B2B2B"/>
+          <w:sz w:val="18"/>
+        </w:rPr>
+        <w:t xml:space="preserve"> </w:t>
+      </w:r>
+    </w:p>
+    <w:p>
+      <w:pPr>
+        <w:spacing w:after="0"/>
+        <w:shd w:val="clear" w:fill="F2F2F3"/>
+      </w:pPr>
+      <w:r>
+        <w:rPr>
+          <w:rFonts w:ascii="Consolas" w:hAnsi="Consolas" w:eastAsia="Consolas"/>
+          <w:b w:val="0"/>
+          <w:color w:val="2B2B2B"/>
+          <w:sz w:val="18"/>
+        </w:rPr>
+        <w:t>D) GAP HONESTO   ·   lo que no se pudo comprobar y como se aborda</w:t>
+      </w:r>
+    </w:p>
+    <w:p>
+      <w:pPr>
+        <w:spacing w:after="0"/>
+        <w:shd w:val="clear" w:fill="F2F2F3"/>
+      </w:pPr>
+      <w:r>
+        <w:rPr>
+          <w:rFonts w:ascii="Consolas" w:hAnsi="Consolas" w:eastAsia="Consolas"/>
+          <w:b w:val="0"/>
+          <w:color w:val="2B2B2B"/>
+          <w:sz w:val="18"/>
+        </w:rPr>
+        <w:t xml:space="preserve">   No pude comprobar: ____________________________________________________</w:t>
+      </w:r>
+    </w:p>
+    <w:p>
+      <w:pPr>
+        <w:spacing w:after="0"/>
+        <w:shd w:val="clear" w:fill="F2F2F3"/>
+      </w:pPr>
+      <w:r>
+        <w:rPr>
+          <w:rFonts w:ascii="Consolas" w:hAnsi="Consolas" w:eastAsia="Consolas"/>
+          <w:b w:val="0"/>
+          <w:color w:val="2B2B2B"/>
+          <w:sz w:val="18"/>
+        </w:rPr>
+        <w:t xml:space="preserve">     (PostgreSQL en el navegador corre UNA SOLA sesion: dos recepcionistas</w:t>
+      </w:r>
+    </w:p>
+    <w:p>
+      <w:pPr>
+        <w:spacing w:after="0"/>
+        <w:shd w:val="clear" w:fill="F2F2F3"/>
+      </w:pPr>
+      <w:r>
+        <w:rPr>
+          <w:rFonts w:ascii="Consolas" w:hAnsi="Consolas" w:eastAsia="Consolas"/>
+          <w:b w:val="0"/>
+          <w:color w:val="2B2B2B"/>
+          <w:sz w:val="18"/>
+        </w:rPr>
+        <w:t xml:space="preserve">      facturando el mismo insumo al mismo tiempo no se puede montar aqui)</w:t>
+      </w:r>
+    </w:p>
+    <w:p>
+      <w:pPr>
+        <w:spacing w:after="0"/>
+        <w:shd w:val="clear" w:fill="F2F2F3"/>
+      </w:pPr>
+      <w:r>
+        <w:rPr>
+          <w:rFonts w:ascii="Consolas" w:hAnsi="Consolas" w:eastAsia="Consolas"/>
+          <w:b w:val="0"/>
+          <w:color w:val="2B2B2B"/>
+          <w:sz w:val="18"/>
+        </w:rPr>
+        <w:t xml:space="preserve">   Como lo abordare en la Clase 10: ______________________________________</w:t>
+      </w:r>
+    </w:p>
+    <w:p>
+      <w:pPr>
+        <w:spacing w:after="0"/>
+      </w:pPr>
+      <w:r>
+        <w:rPr>
+          <w:rFonts w:ascii="Calibri" w:hAnsi="Calibri" w:eastAsia="Calibri"/>
+          <w:b w:val="0"/>
+          <w:color w:val="2B2B2B"/>
+          <w:sz w:val="12"/>
+        </w:rPr>
+        <w:t xml:space="preserve"> </w:t>
+      </w:r>
+    </w:p>
+    <w:p>
+      <w:pPr>
+        <w:spacing w:after="120"/>
+      </w:pPr>
+      <w:r>
+        <w:rPr>
+          <w:rFonts w:ascii="Calibri" w:hAnsi="Calibri" w:eastAsia="Calibri"/>
+          <w:b/>
+          <w:color w:val="095292"/>
+          <w:sz w:val="24"/>
+        </w:rPr>
+        <w:t>6. Entregable</w:t>
       </w:r>
     </w:p>
     <w:p>
@@ -284,7 +1337,7 @@
           <w:color w:val="2B2B2B"/>
           <w:sz w:val="22"/>
         </w:rPr>
-        <w:t>Script transaccional + checklist tuning del PI (1 pag.)</w:t>
+        <w:t>sp_facturar + fn_descontar_stock + seccion Transacciones y tuning del informe (1 pag.)</w:t>
       </w:r>
     </w:p>
     <w:p>
@@ -298,7 +1351,7 @@
           <w:color w:val="095292"/>
           <w:sz w:val="24"/>
         </w:rPr>
-        <w:t>6. Criterios de exito</w:t>
+        <w:t>7. Criterios de exito</w:t>
       </w:r>
     </w:p>
     <w:p>
@@ -313,7 +1366,7 @@
           <w:color w:val="2B2B2B"/>
           <w:sz w:val="22"/>
         </w:rPr>
-        <w:t>Transaccion completa.</w:t>
+        <w:t>«sp_facturar(p_id_consulta INT, p_insumos INT[], p_cantidades INT[])» con la firma exacta: cabecera en total 0 con «RETURNING … INTO», bucle por línea, «UPDATE» condicional con «GET DIAGNOSTICS … ROW_COUNT» y «RAISE EXCEPTION» si no alcanza.</w:t>
       </w:r>
     </w:p>
     <w:p>
@@ -328,7 +1381,43 @@
           <w:color w:val="2B2B2B"/>
           <w:sz w:val="22"/>
         </w:rPr>
-        <w:t>Prueba ROLLBACK.</w:t>
+        <w:t xml:space="preserve">El caso exitoso ejecutado y evidenciado: factura por </w:t>
+      </w:r>
+      <w:r>
+        <w:rPr>
+          <w:rFonts w:ascii="Calibri" w:hAnsi="Calibri" w:eastAsia="Calibri"/>
+          <w:b/>
+          <w:color w:val="2B2B2B"/>
+          <w:sz w:val="22"/>
+        </w:rPr>
+        <w:t>27.400</w:t>
+      </w:r>
+      <w:r>
+        <w:rPr>
+          <w:rFonts w:ascii="Calibri" w:hAnsi="Calibri" w:eastAsia="Calibri"/>
+          <w:b w:val="0"/>
+          <w:color w:val="2B2B2B"/>
+          <w:sz w:val="22"/>
+        </w:rPr>
+        <w:t xml:space="preserve"> y los insumos 1, 6 y 5 en </w:t>
+      </w:r>
+      <w:r>
+        <w:rPr>
+          <w:rFonts w:ascii="Calibri" w:hAnsi="Calibri" w:eastAsia="Calibri"/>
+          <w:b/>
+          <w:color w:val="2B2B2B"/>
+          <w:sz w:val="22"/>
+        </w:rPr>
+        <w:t>11, 58 y 5</w:t>
+      </w:r>
+      <w:r>
+        <w:rPr>
+          <w:rFonts w:ascii="Calibri" w:hAnsi="Calibri" w:eastAsia="Calibri"/>
+          <w:b w:val="0"/>
+          <w:color w:val="2B2B2B"/>
+          <w:sz w:val="22"/>
+        </w:rPr>
+        <w:t>.</w:t>
       </w:r>
     </w:p>
     <w:p>
@@ -343,7 +1432,43 @@
           <w:color w:val="2B2B2B"/>
           <w:sz w:val="22"/>
         </w:rPr>
-        <w:t>Checklist tuning.</w:t>
+        <w:t xml:space="preserve">La atomicidad probada con </w:t>
+      </w:r>
+      <w:r>
+        <w:rPr>
+          <w:rFonts w:ascii="Calibri" w:hAnsi="Calibri" w:eastAsia="Calibri"/>
+          <w:b/>
+          <w:color w:val="2B2B2B"/>
+          <w:sz w:val="22"/>
+        </w:rPr>
+        <w:t>la misma consulta</w:t>
+      </w:r>
+      <w:r>
+        <w:rPr>
+          <w:rFonts w:ascii="Calibri" w:hAnsi="Calibri" w:eastAsia="Calibri"/>
+          <w:b w:val="0"/>
+          <w:color w:val="2B2B2B"/>
+          <w:sz w:val="22"/>
+        </w:rPr>
+        <w:t xml:space="preserve"> de foto inicial y final, y dicho con datos que el stock del insumo 3 </w:t>
+      </w:r>
+      <w:r>
+        <w:rPr>
+          <w:rFonts w:ascii="Calibri" w:hAnsi="Calibri" w:eastAsia="Calibri"/>
+          <w:b/>
+          <w:color w:val="2B2B2B"/>
+          <w:sz w:val="22"/>
+        </w:rPr>
+        <w:t>volvió a 40</w:t>
+      </w:r>
+      <w:r>
+        <w:rPr>
+          <w:rFonts w:ascii="Calibri" w:hAnsi="Calibri" w:eastAsia="Calibri"/>
+          <w:b w:val="0"/>
+          <w:color w:val="2B2B2B"/>
+          <w:sz w:val="22"/>
+        </w:rPr>
+        <w:t xml:space="preserve"> y que no quedó factura ni línea huérfana.</w:t>
       </w:r>
     </w:p>
     <w:p>
@@ -358,21 +1483,25 @@
           <w:color w:val="2B2B2B"/>
           <w:sz w:val="22"/>
         </w:rPr>
-        <w:t>Sección informe.</w:t>
+        <w:t xml:space="preserve">«fn_descontar_stock» devolviendo «BOOLEAN» — </w:t>
       </w:r>
-    </w:p>
-    <w:p>
-      <w:pPr>
-        <w:spacing w:after="120"/>
-      </w:pPr>
       <w:r>
         <w:rPr>
           <w:rFonts w:ascii="Calibri" w:hAnsi="Calibri" w:eastAsia="Calibri"/>
           <w:b/>
-          <w:color w:val="095292"/>
-          <w:sz w:val="24"/>
+          <w:color w:val="2B2B2B"/>
+          <w:sz w:val="22"/>
         </w:rPr>
-        <w:t>7. Pistas (checklist vacio — sin solucion)</w:t>
+        <w:t>«FALSE», no excepción</w:t>
+      </w:r>
+      <w:r>
+        <w:rPr>
+          <w:rFonts w:ascii="Calibri" w:hAnsi="Calibri" w:eastAsia="Calibri"/>
+          <w:b w:val="0"/>
+          <w:color w:val="2B2B2B"/>
+          <w:sz w:val="22"/>
+        </w:rPr>
+        <w:t>, cuando no hay stock — con la prueba que arroja «true / false / true» y ningún stock negativo.</w:t>
       </w:r>
     </w:p>
     <w:p>
@@ -387,7 +1516,43 @@
           <w:color w:val="2B2B2B"/>
           <w:sz w:val="22"/>
         </w:rPr>
-        <w:t>□ Prueba de fallo?</w:t>
+        <w:t xml:space="preserve">La sección del informe con sus 4 bloques: </w:t>
+      </w:r>
+      <w:r>
+        <w:rPr>
+          <w:rFonts w:ascii="Calibri" w:hAnsi="Calibri" w:eastAsia="Calibri"/>
+          <w:b/>
+          <w:color w:val="2B2B2B"/>
+          <w:sz w:val="22"/>
+        </w:rPr>
+        <w:t>3 transacciones</w:t>
+      </w:r>
+      <w:r>
+        <w:rPr>
+          <w:rFonts w:ascii="Calibri" w:hAnsi="Calibri" w:eastAsia="Calibri"/>
+          <w:b w:val="0"/>
+          <w:color w:val="2B2B2B"/>
+          <w:sz w:val="22"/>
+        </w:rPr>
+        <w:t xml:space="preserve"> con su punto de fallo, el checklist de </w:t>
+      </w:r>
+      <w:r>
+        <w:rPr>
+          <w:rFonts w:ascii="Calibri" w:hAnsi="Calibri" w:eastAsia="Calibri"/>
+          <w:b/>
+          <w:color w:val="2B2B2B"/>
+          <w:sz w:val="22"/>
+        </w:rPr>
+        <w:t>7 ítems</w:t>
+      </w:r>
+      <w:r>
+        <w:rPr>
+          <w:rFonts w:ascii="Calibri" w:hAnsi="Calibri" w:eastAsia="Calibri"/>
+          <w:b w:val="0"/>
+          <w:color w:val="2B2B2B"/>
+          <w:sz w:val="22"/>
+        </w:rPr>
+        <w:t xml:space="preserve"> con estado y evidencia, la decisión documentada y el gap de concurrencia.</w:t>
       </w:r>
     </w:p>
     <w:p>
@@ -402,7 +1567,21 @@
           <w:color w:val="2B2B2B"/>
           <w:sz w:val="22"/>
         </w:rPr>
-        <w:t>□ Locks/indices en checklist?</w:t>
+        <w:t>Entrega domingo 23:59.</w:t>
+      </w:r>
+    </w:p>
+    <w:p>
+      <w:pPr>
+        <w:spacing w:after="120"/>
+      </w:pPr>
+      <w:r>
+        <w:rPr>
+          <w:rFonts w:ascii="Calibri" w:hAnsi="Calibri" w:eastAsia="Calibri"/>
+          <w:b/>
+          <w:color w:val="095292"/>
+          <w:sz w:val="24"/>
+        </w:rPr>
+        <w:t>8. Pistas (checklist vacio — sin solucion)</w:t>
       </w:r>
     </w:p>
     <w:p>
@@ -417,7 +1596,454 @@
           <w:color w:val="2B2B2B"/>
           <w:sz w:val="22"/>
         </w:rPr>
-        <w:t>□ En informe?</w:t>
+        <w:t xml:space="preserve">□ ¿Usaste «GET DIAGNOSTICS v_filas = ROW_COUNT;»? En PostgreSQL </w:t>
+      </w:r>
+      <w:r>
+        <w:rPr>
+          <w:rFonts w:ascii="Calibri" w:hAnsi="Calibri" w:eastAsia="Calibri"/>
+          <w:b/>
+          <w:color w:val="2B2B2B"/>
+          <w:sz w:val="22"/>
+        </w:rPr>
+        <w:t>no existe</w:t>
+      </w:r>
+      <w:r>
+        <w:rPr>
+          <w:rFonts w:ascii="Calibri" w:hAnsi="Calibri" w:eastAsia="Calibri"/>
+          <w:b w:val="0"/>
+          <w:color w:val="2B2B2B"/>
+          <w:sz w:val="22"/>
+        </w:rPr>
+        <w:t xml:space="preserve"> «SQL%ROWCOUNT».</w:t>
+      </w:r>
+    </w:p>
+    <w:p>
+      <w:pPr>
+        <w:pStyle w:val="ListBullet"/>
+        <w:spacing w:after="40"/>
+      </w:pPr>
+      <w:r>
+        <w:rPr>
+          <w:rFonts w:ascii="Calibri" w:hAnsi="Calibri" w:eastAsia="Calibri"/>
+          <w:b w:val="0"/>
+          <w:color w:val="2B2B2B"/>
+          <w:sz w:val="22"/>
+        </w:rPr>
+        <w:t xml:space="preserve">□ ¿Dejaste algún «COMMIT» dentro del procedimiento? No va: el «CALL» de nivel superior </w:t>
+      </w:r>
+      <w:r>
+        <w:rPr>
+          <w:rFonts w:ascii="Calibri" w:hAnsi="Calibri" w:eastAsia="Calibri"/>
+          <w:b/>
+          <w:color w:val="2B2B2B"/>
+          <w:sz w:val="22"/>
+        </w:rPr>
+        <w:t>ya es</w:t>
+      </w:r>
+      <w:r>
+        <w:rPr>
+          <w:rFonts w:ascii="Calibri" w:hAnsi="Calibri" w:eastAsia="Calibri"/>
+          <w:b w:val="0"/>
+          <w:color w:val="2B2B2B"/>
+          <w:sz w:val="22"/>
+        </w:rPr>
+        <w:t xml:space="preserve"> su propia transacción.</w:t>
+      </w:r>
+    </w:p>
+    <w:p>
+      <w:pPr>
+        <w:pStyle w:val="ListBullet"/>
+        <w:spacing w:after="40"/>
+      </w:pPr>
+      <w:r>
+        <w:rPr>
+          <w:rFonts w:ascii="Calibri" w:hAnsi="Calibri" w:eastAsia="Calibri"/>
+          <w:b w:val="0"/>
+          <w:color w:val="2B2B2B"/>
+          <w:sz w:val="22"/>
+        </w:rPr>
+        <w:t xml:space="preserve">□ ¿El descuento va con la condición «AND stock &gt;= p_cantidades[i]» </w:t>
+      </w:r>
+      <w:r>
+        <w:rPr>
+          <w:rFonts w:ascii="Calibri" w:hAnsi="Calibri" w:eastAsia="Calibri"/>
+          <w:b/>
+          <w:color w:val="2B2B2B"/>
+          <w:sz w:val="22"/>
+        </w:rPr>
+        <w:t>dentro del</w:t>
+      </w:r>
+      <w:r>
+        <w:rPr>
+          <w:rFonts w:ascii="Calibri" w:hAnsi="Calibri" w:eastAsia="Calibri"/>
+          <w:b w:val="0"/>
+          <w:color w:val="2B2B2B"/>
+          <w:sz w:val="22"/>
+        </w:rPr>
+        <w:t xml:space="preserve"> «WHERE», o leíste el stock primero y decidiste después?</w:t>
+      </w:r>
+    </w:p>
+    <w:p>
+      <w:pPr>
+        <w:pStyle w:val="ListBullet"/>
+        <w:spacing w:after="40"/>
+      </w:pPr>
+      <w:r>
+        <w:rPr>
+          <w:rFonts w:ascii="Calibri" w:hAnsi="Calibri" w:eastAsia="Calibri"/>
+          <w:b w:val="0"/>
+          <w:color w:val="2B2B2B"/>
+          <w:sz w:val="22"/>
+        </w:rPr>
+        <w:t xml:space="preserve">□ ¿La factura del caso exitoso quedó en </w:t>
+      </w:r>
+      <w:r>
+        <w:rPr>
+          <w:rFonts w:ascii="Calibri" w:hAnsi="Calibri" w:eastAsia="Calibri"/>
+          <w:b/>
+          <w:color w:val="2B2B2B"/>
+          <w:sz w:val="22"/>
+        </w:rPr>
+        <w:t>27.400</w:t>
+      </w:r>
+      <w:r>
+        <w:rPr>
+          <w:rFonts w:ascii="Calibri" w:hAnsi="Calibri" w:eastAsia="Calibri"/>
+          <w:b w:val="0"/>
+          <w:color w:val="2B2B2B"/>
+          <w:sz w:val="22"/>
+        </w:rPr>
+        <w:t xml:space="preserve"> y los stocks en 11, 58 y 5? Si no cuadra, revisa que uses el «precio_unit» </w:t>
+      </w:r>
+      <w:r>
+        <w:rPr>
+          <w:rFonts w:ascii="Calibri" w:hAnsi="Calibri" w:eastAsia="Calibri"/>
+          <w:b/>
+          <w:color w:val="2B2B2B"/>
+          <w:sz w:val="22"/>
+        </w:rPr>
+        <w:t>del insumo</w:t>
+      </w:r>
+      <w:r>
+        <w:rPr>
+          <w:rFonts w:ascii="Calibri" w:hAnsi="Calibri" w:eastAsia="Calibri"/>
+          <w:b w:val="0"/>
+          <w:color w:val="2B2B2B"/>
+          <w:sz w:val="22"/>
+        </w:rPr>
+        <w:t xml:space="preserve"> y no el de la consulta.</w:t>
+      </w:r>
+    </w:p>
+    <w:p>
+      <w:pPr>
+        <w:pStyle w:val="ListBullet"/>
+        <w:spacing w:after="40"/>
+      </w:pPr>
+      <w:r>
+        <w:rPr>
+          <w:rFonts w:ascii="Calibri" w:hAnsi="Calibri" w:eastAsia="Calibri"/>
+          <w:b w:val="0"/>
+          <w:color w:val="2B2B2B"/>
+          <w:sz w:val="22"/>
+        </w:rPr>
+        <w:t xml:space="preserve">□ ¿La foto inicial y la foto final son </w:t>
+      </w:r>
+      <w:r>
+        <w:rPr>
+          <w:rFonts w:ascii="Calibri" w:hAnsi="Calibri" w:eastAsia="Calibri"/>
+          <w:b/>
+          <w:color w:val="2B2B2B"/>
+          <w:sz w:val="22"/>
+        </w:rPr>
+        <w:t>exactamente la misma</w:t>
+      </w:r>
+      <w:r>
+        <w:rPr>
+          <w:rFonts w:ascii="Calibri" w:hAnsi="Calibri" w:eastAsia="Calibri"/>
+          <w:b w:val="0"/>
+          <w:color w:val="2B2B2B"/>
+          <w:sz w:val="22"/>
+        </w:rPr>
+        <w:t xml:space="preserve"> consulta? Si cambias la consulta, la comparación no prueba nada.</w:t>
+      </w:r>
+    </w:p>
+    <w:p>
+      <w:pPr>
+        <w:pStyle w:val="ListBullet"/>
+        <w:spacing w:after="40"/>
+      </w:pPr>
+      <w:r>
+        <w:rPr>
+          <w:rFonts w:ascii="Calibri" w:hAnsi="Calibri" w:eastAsia="Calibri"/>
+          <w:b w:val="0"/>
+          <w:color w:val="2B2B2B"/>
+          <w:sz w:val="22"/>
+        </w:rPr>
+        <w:t>□ ¿Envolviste el intento que debe fallar en «DO $$ … EXCEPTION WHEN OTHERS»? Sin eso el script se detiene y no alcanzas a tomar la foto final.</w:t>
+      </w:r>
+    </w:p>
+    <w:p>
+      <w:pPr>
+        <w:pStyle w:val="ListBullet"/>
+        <w:spacing w:after="40"/>
+      </w:pPr>
+      <w:r>
+        <w:rPr>
+          <w:rFonts w:ascii="Calibri" w:hAnsi="Calibri" w:eastAsia="Calibri"/>
+          <w:b w:val="0"/>
+          <w:color w:val="2B2B2B"/>
+          <w:sz w:val="22"/>
+        </w:rPr>
+        <w:t xml:space="preserve">□ ¿Escribiste la comparación en comentarios «--», incluida la línea del </w:t>
+      </w:r>
+      <w:r>
+        <w:rPr>
+          <w:rFonts w:ascii="Calibri" w:hAnsi="Calibri" w:eastAsia="Calibri"/>
+          <w:b/>
+          <w:color w:val="2B2B2B"/>
+          <w:sz w:val="22"/>
+        </w:rPr>
+        <w:t>stock del insumo 3</w:t>
+      </w:r>
+      <w:r>
+        <w:rPr>
+          <w:rFonts w:ascii="Calibri" w:hAnsi="Calibri" w:eastAsia="Calibri"/>
+          <w:b w:val="0"/>
+          <w:color w:val="2B2B2B"/>
+          <w:sz w:val="22"/>
+        </w:rPr>
+        <w:t>? Es la evidencia central de los 25 puntos: sin ella la pregunta queda sin argumento.</w:t>
+      </w:r>
+    </w:p>
+    <w:p>
+      <w:pPr>
+        <w:pStyle w:val="ListBullet"/>
+        <w:spacing w:after="40"/>
+      </w:pPr>
+      <w:r>
+        <w:rPr>
+          <w:rFonts w:ascii="Calibri" w:hAnsi="Calibri" w:eastAsia="Calibri"/>
+          <w:b w:val="0"/>
+          <w:color w:val="2B2B2B"/>
+          <w:sz w:val="22"/>
+        </w:rPr>
+        <w:t xml:space="preserve">□ ¿Corriste también la llamada </w:t>
+      </w:r>
+      <w:r>
+        <w:rPr>
+          <w:rFonts w:ascii="Calibri" w:hAnsi="Calibri" w:eastAsia="Calibri"/>
+          <w:b/>
+          <w:color w:val="2B2B2B"/>
+          <w:sz w:val="22"/>
+        </w:rPr>
+        <w:t>viable</w:t>
+      </w:r>
+      <w:r>
+        <w:rPr>
+          <w:rFonts w:ascii="Calibri" w:hAnsi="Calibri" w:eastAsia="Calibri"/>
+          <w:b w:val="0"/>
+          <w:color w:val="2B2B2B"/>
+          <w:sz w:val="22"/>
+        </w:rPr>
+        <w:t xml:space="preserve"> al final? El contraste entre la abortada y la exitosa es parte de la respuesta.</w:t>
+      </w:r>
+    </w:p>
+    <w:p>
+      <w:pPr>
+        <w:pStyle w:val="ListBullet"/>
+        <w:spacing w:after="40"/>
+      </w:pPr>
+      <w:r>
+        <w:rPr>
+          <w:rFonts w:ascii="Calibri" w:hAnsi="Calibri" w:eastAsia="Calibri"/>
+          <w:b w:val="0"/>
+          <w:color w:val="2B2B2B"/>
+          <w:sz w:val="22"/>
+        </w:rPr>
+        <w:t xml:space="preserve">□ ¿«fn_descontar_stock» </w:t>
+      </w:r>
+      <w:r>
+        <w:rPr>
+          <w:rFonts w:ascii="Calibri" w:hAnsi="Calibri" w:eastAsia="Calibri"/>
+          <w:b/>
+          <w:color w:val="2B2B2B"/>
+          <w:sz w:val="22"/>
+        </w:rPr>
+        <w:t>retorna</w:t>
+      </w:r>
+      <w:r>
+        <w:rPr>
+          <w:rFonts w:ascii="Calibri" w:hAnsi="Calibri" w:eastAsia="Calibri"/>
+          <w:b w:val="0"/>
+          <w:color w:val="2B2B2B"/>
+          <w:sz w:val="22"/>
+        </w:rPr>
+        <w:t xml:space="preserve"> «FALSE» cuando no hay stock, en vez de lanzar excepción? Aquí el «no alcanza» es una respuesta, no un error.</w:t>
+      </w:r>
+    </w:p>
+    <w:p>
+      <w:pPr>
+        <w:pStyle w:val="ListBullet"/>
+        <w:spacing w:after="40"/>
+      </w:pPr>
+      <w:r>
+        <w:rPr>
+          <w:rFonts w:ascii="Calibri" w:hAnsi="Calibri" w:eastAsia="Calibri"/>
+          <w:b w:val="0"/>
+          <w:color w:val="2B2B2B"/>
+          <w:sz w:val="22"/>
+        </w:rPr>
+        <w:t xml:space="preserve">□ ¿Verificaste que </w:t>
+      </w:r>
+      <w:r>
+        <w:rPr>
+          <w:rFonts w:ascii="Calibri" w:hAnsi="Calibri" w:eastAsia="Calibri"/>
+          <w:b/>
+          <w:color w:val="2B2B2B"/>
+          <w:sz w:val="22"/>
+        </w:rPr>
+        <w:t>ningún</w:t>
+      </w:r>
+      <w:r>
+        <w:rPr>
+          <w:rFonts w:ascii="Calibri" w:hAnsi="Calibri" w:eastAsia="Calibri"/>
+          <w:b w:val="0"/>
+          <w:color w:val="2B2B2B"/>
+          <w:sz w:val="22"/>
+        </w:rPr>
+        <w:t xml:space="preserve"> stock quedó negativo después de las tres pruebas?</w:t>
+      </w:r>
+    </w:p>
+    <w:p>
+      <w:pPr>
+        <w:pStyle w:val="ListBullet"/>
+        <w:spacing w:after="40"/>
+      </w:pPr>
+      <w:r>
+        <w:rPr>
+          <w:rFonts w:ascii="Calibri" w:hAnsi="Calibri" w:eastAsia="Calibri"/>
+          <w:b w:val="0"/>
+          <w:color w:val="2B2B2B"/>
+          <w:sz w:val="22"/>
+        </w:rPr>
+        <w:t xml:space="preserve">□ En la de selección única, ¿la explicación que marcaste es válida en </w:t>
+      </w:r>
+      <w:r>
+        <w:rPr>
+          <w:rFonts w:ascii="Calibri" w:hAnsi="Calibri" w:eastAsia="Calibri"/>
+          <w:b/>
+          <w:color w:val="2B2B2B"/>
+          <w:sz w:val="22"/>
+        </w:rPr>
+        <w:t>PostgreSQL</w:t>
+      </w:r>
+      <w:r>
+        <w:rPr>
+          <w:rFonts w:ascii="Calibri" w:hAnsi="Calibri" w:eastAsia="Calibri"/>
+          <w:b w:val="0"/>
+          <w:color w:val="2B2B2B"/>
+          <w:sz w:val="22"/>
+        </w:rPr>
+        <w:t>, o es la de otro motor? Contrástala con lo que tú escribiste: no pusiste ningún «ROLLBACK» en el procedimiento y aun así se deshizo todo.</w:t>
+      </w:r>
+    </w:p>
+    <w:p>
+      <w:pPr>
+        <w:pStyle w:val="ListBullet"/>
+        <w:spacing w:after="40"/>
+      </w:pPr>
+      <w:r>
+        <w:rPr>
+          <w:rFonts w:ascii="Calibri" w:hAnsi="Calibri" w:eastAsia="Calibri"/>
+          <w:b w:val="0"/>
+          <w:color w:val="2B2B2B"/>
+          <w:sz w:val="22"/>
+        </w:rPr>
+        <w:t xml:space="preserve">□ ¿Tus 3 transacciones traen las </w:t>
+      </w:r>
+      <w:r>
+        <w:rPr>
+          <w:rFonts w:ascii="Calibri" w:hAnsi="Calibri" w:eastAsia="Calibri"/>
+          <w:b/>
+          <w:color w:val="2B2B2B"/>
+          <w:sz w:val="22"/>
+        </w:rPr>
+        <w:t>tres</w:t>
+      </w:r>
+      <w:r>
+        <w:rPr>
+          <w:rFonts w:ascii="Calibri" w:hAnsi="Calibri" w:eastAsia="Calibri"/>
+          <w:b w:val="0"/>
+          <w:color w:val="2B2B2B"/>
+          <w:sz w:val="22"/>
+        </w:rPr>
+        <w:t xml:space="preserve"> cosas — tablas que toca, paso que puede fallar y qué debe pasar si falla? Sin el punto de fallo es una lista de operaciones, no un inventario de transacciones.</w:t>
+      </w:r>
+    </w:p>
+    <w:p>
+      <w:pPr>
+        <w:pStyle w:val="ListBullet"/>
+        <w:spacing w:after="40"/>
+      </w:pPr>
+      <w:r>
+        <w:rPr>
+          <w:rFonts w:ascii="Calibri" w:hAnsi="Calibri" w:eastAsia="Calibri"/>
+          <w:b w:val="0"/>
+          <w:color w:val="2B2B2B"/>
+          <w:sz w:val="22"/>
+        </w:rPr>
+        <w:t xml:space="preserve">□ ¿Los 7 ítems del checklist tienen </w:t>
+      </w:r>
+      <w:r>
+        <w:rPr>
+          <w:rFonts w:ascii="Calibri" w:hAnsi="Calibri" w:eastAsia="Calibri"/>
+          <w:b/>
+          <w:color w:val="2B2B2B"/>
+          <w:sz w:val="22"/>
+        </w:rPr>
+        <w:t>evidencia</w:t>
+      </w:r>
+      <w:r>
+        <w:rPr>
+          <w:rFonts w:ascii="Calibri" w:hAnsi="Calibri" w:eastAsia="Calibri"/>
+          <w:b w:val="0"/>
+          <w:color w:val="2B2B2B"/>
+          <w:sz w:val="22"/>
+        </w:rPr>
+        <w:t xml:space="preserve"> y no solo la casilla marcada? Un nombre de índice, un archivo o una consulta.</w:t>
+      </w:r>
+    </w:p>
+    <w:p>
+      <w:pPr>
+        <w:pStyle w:val="ListBullet"/>
+        <w:spacing w:after="40"/>
+      </w:pPr>
+      <w:r>
+        <w:rPr>
+          <w:rFonts w:ascii="Calibri" w:hAnsi="Calibri" w:eastAsia="Calibri"/>
+          <w:b w:val="0"/>
+          <w:color w:val="2B2B2B"/>
+          <w:sz w:val="22"/>
+        </w:rPr>
+        <w:t xml:space="preserve">□ ¿Declaraste el </w:t>
+      </w:r>
+      <w:r>
+        <w:rPr>
+          <w:rFonts w:ascii="Calibri" w:hAnsi="Calibri" w:eastAsia="Calibri"/>
+          <w:b/>
+          <w:color w:val="2B2B2B"/>
+          <w:sz w:val="22"/>
+        </w:rPr>
+        <w:t>gap de concurrencia</w:t>
+      </w:r>
+      <w:r>
+        <w:rPr>
+          <w:rFonts w:ascii="Calibri" w:hAnsi="Calibri" w:eastAsia="Calibri"/>
+          <w:b w:val="0"/>
+          <w:color w:val="2B2B2B"/>
+          <w:sz w:val="22"/>
+        </w:rPr>
+        <w:t xml:space="preserve"> y cómo lo abordas en la Clase 10? Reconocer lo que no se pudo comprobar suma; ocultarlo se descuenta.</w:t>
       </w:r>
     </w:p>
     <w:p>
@@ -431,7 +2057,7 @@
           <w:color w:val="095292"/>
           <w:sz w:val="24"/>
         </w:rPr>
-        <w:t>8. Entrega</w:t>
+        <w:t>9. Entrega</w:t>
       </w:r>
     </w:p>
     <w:p>
@@ -468,7 +2094,7 @@
           <w:color w:val="095292"/>
           <w:sz w:val="24"/>
         </w:rPr>
-        <w:t>9. Que vas a resolver en ExamLab</w:t>
+        <w:t>10. Que vas a resolver en ExamLab</w:t>
       </w:r>
     </w:p>
     <w:p>
